--- a/storage/templates/records/9-评估报告评审表.docx
+++ b/storage/templates/records/9-评估报告评审表.docx
@@ -273,7 +273,7 @@
                 <w:rFonts w:ascii="宋体" w:hAnsi="宋体" w:hint="eastAsia"/>
                 <w:szCs w:val="21"/>
               </w:rPr>
-              <w:t>{{evaluate_reviewer_member1}} {{evaluate_reviewer_member2}} {{evaluate_reviewer_member3}}</w:t>
+              <w:t>{{evaluate_reviewer_member1}} {{evaluate_plan_approve_member2}} </w:t>
             </w:r>
           </w:p>
         </w:tc>
